--- a/site/docs/localtranscript-trattamento-dei-dati-it.docx
+++ b/site/docs/localtranscript-trattamento-dei-dati-it.docx
@@ -350,7 +350,19 @@
         <w:t xml:space="preserve"> </w:t>
       </w:r>
       <w:r>
-        <w:t xml:space="preserve">pacchetto dell'applicazione; al primo avvio non viene scaricato</w:t>
+        <w:t xml:space="preserve">pacchetto dell'applicazione (altri modelli whisper.cpp si possono</w:t>
+      </w:r>
+      <w:r>
+        <w:t xml:space="preserve"> </w:t>
+      </w:r>
+      <w:r>
+        <w:t xml:space="preserve">aggiungere solo a mano, nella cartella «Modelle» della libreria —</w:t>
+      </w:r>
+      <w:r>
+        <w:t xml:space="preserve"> </w:t>
+      </w:r>
+      <w:r>
+        <w:t xml:space="preserve">l'applicazione non scarica mai); al primo avvio non viene scaricato</w:t>
       </w:r>
       <w:r>
         <w:t xml:space="preserve"> </w:t>

--- a/site/docs/localtranscript-trattamento-dei-dati-it.docx
+++ b/site/docs/localtranscript-trattamento-dei-dati-it.docx
@@ -34,7 +34,7 @@
         <w:t xml:space="preserve"> </w:t>
       </w:r>
       <w:r>
-        <w:t xml:space="preserve">10 settembre 2026, LocalTranscript 2.2.0. Le voci tra</w:t>
+        <w:t xml:space="preserve">11 settembre 2026, LocalTranscript 2.3.0. Le voci tra</w:t>
       </w:r>
       <w:r>
         <w:t xml:space="preserve"> </w:t>
@@ -108,7 +108,7 @@
         <w:rPr>
           <w:rStyle w:val="VerbatimChar"/>
         </w:rPr>
-        <w:t xml:space="preserve">[2.2.0]</w:t>
+        <w:t xml:space="preserve">[2.3.0]</w:t>
       </w:r>
       <w:r>
         <w:t xml:space="preserve">. Software libero sotto</w:t>

--- a/site/docs/localtranscript-trattamento-dei-dati-it.docx
+++ b/site/docs/localtranscript-trattamento-dei-dati-it.docx
@@ -527,7 +527,7 @@
         <w:rPr>
           <w:rStyle w:val="VerbatimChar"/>
         </w:rPr>
-        <w:t xml:space="preserve">.qdpx</w:t>
+        <w:t xml:space="preserve">.qdpx.zip</w:t>
       </w:r>
       <w:r>
         <w:t xml:space="preserve">, dossier enrich</w:t>
@@ -584,7 +584,52 @@
         <w:t xml:space="preserve"> </w:t>
       </w:r>
       <w:r>
-        <w:t xml:space="preserve">registrazione.</w:t>
+        <w:t xml:space="preserve">registrazione. Un dossier enrich contiene inoltre il giornale delle</w:t>
+      </w:r>
+      <w:r>
+        <w:t xml:space="preserve"> </w:t>
+      </w:r>
+      <w:r>
+        <w:t xml:space="preserve">modifiche con l'indirizzo e-mail facoltativo inserito nelle</w:t>
+      </w:r>
+      <w:r>
+        <w:t xml:space="preserve"> </w:t>
+      </w:r>
+      <w:r>
+        <w:t xml:space="preserve">impostazioni e, se la trascrizione è collegata a Zotero, i metadati</w:t>
+      </w:r>
+      <w:r>
+        <w:t xml:space="preserve"> </w:t>
+      </w:r>
+      <w:r>
+        <w:t xml:space="preserve">ripresi (titolo, data, persone secondo i ruoli scelti, chiave di</w:t>
+      </w:r>
+      <w:r>
+        <w:t xml:space="preserve"> </w:t>
+      </w:r>
+      <w:r>
+        <w:t xml:space="preserve">citazione). Con il consenso Zotero l'applicazione legge il database</w:t>
+      </w:r>
+      <w:r>
+        <w:t xml:space="preserve"> </w:t>
+      </w:r>
+      <w:r>
+        <w:t xml:space="preserve">locale</w:t>
+      </w:r>
+      <w:r>
+        <w:t xml:space="preserve"> </w:t>
+      </w:r>
+      <w:r>
+        <w:rPr>
+          <w:rStyle w:val="VerbatimChar"/>
+        </w:rPr>
+        <w:t xml:space="preserve">zotero.sqlite</w:t>
+      </w:r>
+      <w:r>
+        <w:t xml:space="preserve"> </w:t>
+      </w:r>
+      <w:r>
+        <w:t xml:space="preserve">in sola lettura, solo su richiesta.</w:t>
       </w:r>
     </w:p>
     <w:bookmarkEnd w:id="13"/>

--- a/site/docs/localtranscript-trattamento-dei-dati-it.docx
+++ b/site/docs/localtranscript-trattamento-dei-dati-it.docx
@@ -629,7 +629,31 @@
         <w:t xml:space="preserve"> </w:t>
       </w:r>
       <w:r>
-        <w:t xml:space="preserve">in sola lettura, solo su richiesta.</w:t>
+        <w:t xml:space="preserve">in sola lettura, solo su richiesta. Per una</w:t>
+      </w:r>
+      <w:r>
+        <w:t xml:space="preserve"> </w:t>
+      </w:r>
+      <w:r>
+        <w:t xml:space="preserve">registrazione video il file video è conservato invariato nella</w:t>
+      </w:r>
+      <w:r>
+        <w:t xml:space="preserve"> </w:t>
+      </w:r>
+      <w:r>
+        <w:t xml:space="preserve">cartella della trascrizione (i volti sono dati personali, biometrici</w:t>
+      </w:r>
+      <w:r>
+        <w:t xml:space="preserve"> </w:t>
+      </w:r>
+      <w:r>
+        <w:t xml:space="preserve">se identificabili); l’export enrich contiene solo l’audio, l’export</w:t>
+      </w:r>
+      <w:r>
+        <w:t xml:space="preserve"> </w:t>
+      </w:r>
+      <w:r>
+        <w:t xml:space="preserve">REFI-QDA il video solo su scelta esplicita.</w:t>
       </w:r>
     </w:p>
     <w:bookmarkEnd w:id="13"/>

--- a/site/docs/localtranscript-trattamento-dei-dati-it.docx
+++ b/site/docs/localtranscript-trattamento-dei-dati-it.docx
@@ -34,7 +34,7 @@
         <w:t xml:space="preserve"> </w:t>
       </w:r>
       <w:r>
-        <w:t xml:space="preserve">11 settembre 2026, LocalTranscript 2.3.0. Le voci tra</w:t>
+        <w:t xml:space="preserve">11 settembre 2026, LocalTranscript 2.4.0. Le voci tra</w:t>
       </w:r>
       <w:r>
         <w:t xml:space="preserve"> </w:t>
@@ -108,7 +108,7 @@
         <w:rPr>
           <w:rStyle w:val="VerbatimChar"/>
         </w:rPr>
-        <w:t xml:space="preserve">[2.3.0]</w:t>
+        <w:t xml:space="preserve">[2.4.0]</w:t>
       </w:r>
       <w:r>
         <w:t xml:space="preserve">. Software libero sotto</w:t>

--- a/site/docs/localtranscript-trattamento-dei-dati-it.docx
+++ b/site/docs/localtranscript-trattamento-dei-dati-it.docx
@@ -298,13 +298,25 @@
         <w:t xml:space="preserve"> </w:t>
       </w:r>
       <w:r>
-        <w:t xml:space="preserve">Il file audio viene letto dal file system locale del</w:t>
-      </w:r>
-      <w:r>
-        <w:t xml:space="preserve"> </w:t>
-      </w:r>
-      <w:r>
-        <w:t xml:space="preserve">dispositivo (MP3, WAV, M4A, OGG, FLAC).</w:t>
+        <w:t xml:space="preserve">Il file audio o video viene letto dal file system</w:t>
+      </w:r>
+      <w:r>
+        <w:t xml:space="preserve"> </w:t>
+      </w:r>
+      <w:r>
+        <w:t xml:space="preserve">locale del dispositivo (audio: MP3, WAV, M4A, OGG, FLAC; video: MP4,</w:t>
+      </w:r>
+      <w:r>
+        <w:t xml:space="preserve"> </w:t>
+      </w:r>
+      <w:r>
+        <w:t xml:space="preserve">MOV, M4V in H.264/HEVC — da un video viene letta solo la traccia</w:t>
+      </w:r>
+      <w:r>
+        <w:t xml:space="preserve"> </w:t>
+      </w:r>
+      <w:r>
+        <w:t xml:space="preserve">audio, il video non viene mai convertito).</w:t>
       </w:r>
     </w:p>
     <w:p>
@@ -411,7 +423,13 @@
         <w:t xml:space="preserve"> </w:t>
       </w:r>
       <w:r>
-        <w:t xml:space="preserve">con una copia dell'audio, il file</w:t>
+        <w:t xml:space="preserve">con una copia dell'audio (per un</w:t>
+      </w:r>
+      <w:r>
+        <w:t xml:space="preserve"> </w:t>
+      </w:r>
+      <w:r>
+        <w:t xml:space="preserve">video: la traccia audio in MP3 e il file video invariato), il file</w:t>
       </w:r>
       <w:r>
         <w:t xml:space="preserve"> </w:t>

--- a/site/docs/localtranscript-trattamento-dei-dati-it.docx
+++ b/site/docs/localtranscript-trattamento-dei-dati-it.docx
@@ -34,7 +34,7 @@
         <w:t xml:space="preserve"> </w:t>
       </w:r>
       <w:r>
-        <w:t xml:space="preserve">11 settembre 2026, LocalTranscript 2.4.0. Le voci tra</w:t>
+        <w:t xml:space="preserve">11 settembre 2026, LocalTranscript 2.4.1. Le voci tra</w:t>
       </w:r>
       <w:r>
         <w:t xml:space="preserve"> </w:t>
@@ -108,7 +108,7 @@
         <w:rPr>
           <w:rStyle w:val="VerbatimChar"/>
         </w:rPr>
-        <w:t xml:space="preserve">[2.4.0]</w:t>
+        <w:t xml:space="preserve">[2.4.1]</w:t>
       </w:r>
       <w:r>
         <w:t xml:space="preserve">. Software libero sotto</w:t>

--- a/site/docs/localtranscript-trattamento-dei-dati-it.docx
+++ b/site/docs/localtranscript-trattamento-dei-dati-it.docx
@@ -34,7 +34,7 @@
         <w:t xml:space="preserve"> </w:t>
       </w:r>
       <w:r>
-        <w:t xml:space="preserve">11 settembre 2026, LocalTranscript 2.4.1. Le voci tra</w:t>
+        <w:t xml:space="preserve">11 settembre 2026, LocalTranscript 2.4.2. Le voci tra</w:t>
       </w:r>
       <w:r>
         <w:t xml:space="preserve"> </w:t>
@@ -108,7 +108,7 @@
         <w:rPr>
           <w:rStyle w:val="VerbatimChar"/>
         </w:rPr>
-        <w:t xml:space="preserve">[2.4.1]</w:t>
+        <w:t xml:space="preserve">[2.4.2]</w:t>
       </w:r>
       <w:r>
         <w:t xml:space="preserve">. Software libero sotto</w:t>

--- a/site/docs/localtranscript-trattamento-dei-dati-it.docx
+++ b/site/docs/localtranscript-trattamento-dei-dati-it.docx
@@ -34,7 +34,7 @@
         <w:t xml:space="preserve"> </w:t>
       </w:r>
       <w:r>
-        <w:t xml:space="preserve">11 settembre 2026, LocalTranscript 2.4.2. Le voci tra</w:t>
+        <w:t xml:space="preserve">11 settembre 2026, LocalTranscript 2.4.3. Le voci tra</w:t>
       </w:r>
       <w:r>
         <w:t xml:space="preserve"> </w:t>
@@ -108,7 +108,7 @@
         <w:rPr>
           <w:rStyle w:val="VerbatimChar"/>
         </w:rPr>
-        <w:t xml:space="preserve">[2.4.2]</w:t>
+        <w:t xml:space="preserve">[2.4.3]</w:t>
       </w:r>
       <w:r>
         <w:t xml:space="preserve">. Software libero sotto</w:t>

--- a/site/docs/localtranscript-trattamento-dei-dati-it.docx
+++ b/site/docs/localtranscript-trattamento-dei-dati-it.docx
@@ -34,7 +34,7 @@
         <w:t xml:space="preserve"> </w:t>
       </w:r>
       <w:r>
-        <w:t xml:space="preserve">11 settembre 2026, LocalTranscript 2.4.3. Le voci tra</w:t>
+        <w:t xml:space="preserve">13 settembre 2026, LocalTranscript 2.5.0. Le voci tra</w:t>
       </w:r>
       <w:r>
         <w:t xml:space="preserve"> </w:t>
@@ -108,7 +108,7 @@
         <w:rPr>
           <w:rStyle w:val="VerbatimChar"/>
         </w:rPr>
-        <w:t xml:space="preserve">[2.4.3]</w:t>
+        <w:t xml:space="preserve">[2.5.0]</w:t>
       </w:r>
       <w:r>
         <w:t xml:space="preserve">. Software libero sotto</w:t>
@@ -344,13 +344,7 @@
         <w:t xml:space="preserve"> </w:t>
       </w:r>
       <w:r>
-        <w:t xml:space="preserve">large-v3-turbo) e la separazione dei parlanti (silero-vad, SpeechBrain</w:t>
-      </w:r>
-      <w:r>
-        <w:t xml:space="preserve"> </w:t>
-      </w:r>
-      <w:r>
-        <w:t xml:space="preserve">ECAPA) girano nel processo dell'applicazione, sul processore o sulla</w:t>
+        <w:t xml:space="preserve">large-v3-turbo) e la separazione dei parlanti (silero-vad, pyannote community-1) girano nel processo dell'applicazione, sul processore o sulla</w:t>
       </w:r>
       <w:r>
         <w:t xml:space="preserve"> </w:t>

--- a/site/docs/localtranscript-trattamento-dei-dati-it.docx
+++ b/site/docs/localtranscript-trattamento-dei-dati-it.docx
@@ -1159,7 +1159,19 @@
         <w:t xml:space="preserve">site/docs</w:t>
       </w:r>
       <w:r>
-        <w:t xml:space="preserve">). Può essere usato e adattato liberamente.</w:t>
+        <w:t xml:space="preserve">). È pubblicato con licenza CC BY 4.0: uso e</w:t>
+      </w:r>
+      <w:r>
+        <w:t xml:space="preserve"> </w:t>
+      </w:r>
+      <w:r>
+        <w:t xml:space="preserve">adattamento liberi, anche commerciali, citando B/IAS e indicando le</w:t>
+      </w:r>
+      <w:r>
+        <w:t xml:space="preserve"> </w:t>
+      </w:r>
+      <w:r>
+        <w:t xml:space="preserve">modifiche.</w:t>
       </w:r>
     </w:p>
     <w:bookmarkEnd w:id="19"/>

--- a/site/docs/localtranscript-trattamento-dei-dati-it.docx
+++ b/site/docs/localtranscript-trattamento-dei-dati-it.docx
@@ -133,7 +133,7 @@
           <w:rPr>
             <w:rStyle w:val="Hyperlink"/>
           </w:rPr>
-          <w:t xml:space="preserve">https://github.com/BenPohlBasel/LocalTranscript</w:t>
+          <w:t xml:space="preserve">https://github.com/bias-city/LocalTranscript</w:t>
         </w:r>
       </w:hyperlink>
       <w:r>
@@ -1140,7 +1140,7 @@
           <w:rPr>
             <w:rStyle w:val="Hyperlink"/>
           </w:rPr>
-          <w:t xml:space="preserve">https://github.com/BenPohlBasel/LocalTranscript</w:t>
+          <w:t xml:space="preserve">https://github.com/bias-city/LocalTranscript</w:t>
         </w:r>
       </w:hyperlink>
       <w:r>
